--- a/policies/build/chapters_v2/MOM/Document/MOM4/SOP_Medication_Reconciliation.docx
+++ b/policies/build/chapters_v2/MOM/Document/MOM4/SOP_Medication_Reconciliation.docx
@@ -349,13 +349,12 @@
           <w:b/>
           <w:i/>
         </w:rPr>
-        <w:t xml:space="preserve">Why this step matters: </w:t>
+        <w:t>Why this step matters: A patient's actual home medication list rarely matches what's in the referral paperwork — the admission reconciliation is the one point where an omission or a duplication from before the hospital ever saw the patient gets caught.</w:t>
       </w:r>
       <w:r>
         <w:rPr>
           <w:i/>
         </w:rPr>
-        <w:t>A patient moving between settings is vulnerable exactly at that transition point — this step exists to protect them there.</w:t>
       </w:r>
     </w:p>
     <w:p>
@@ -406,13 +405,12 @@
           <w:b/>
           <w:i/>
         </w:rPr>
-        <w:t xml:space="preserve">Why this step matters: </w:t>
+        <w:t>Why this step matters: A new unit's orders are written without seeing what the previous unit already had the patient on — reconciling at transfer is what stops a medication from being silently dropped or duplicated when the care team changes.</w:t>
       </w:r>
       <w:r>
         <w:rPr>
           <w:i/>
         </w:rPr>
-        <w:t>A patient moving between settings is vulnerable exactly at that transition point — this step exists to protect them there.</w:t>
       </w:r>
     </w:p>
     <w:p>
@@ -463,13 +461,12 @@
           <w:b/>
           <w:i/>
         </w:rPr>
-        <w:t xml:space="preserve">Why this step matters: </w:t>
+        <w:t>Why this step matters: A patient manages their own medications at home with no one double-checking afterward — reconciling and explaining every change at discharge is the last point the hospital has to prevent a dosing error after the patient leaves.</w:t>
       </w:r>
       <w:r>
         <w:rPr>
           <w:i/>
         </w:rPr>
-        <w:t>A patient moving between settings is vulnerable exactly at that transition point — this step exists to protect them there.</w:t>
       </w:r>
     </w:p>
     <w:p>
